--- a/mps-nivel-c/oficial/04_registros/AASP_Andamento-Processuais/MED-AASPAP01-001_Registro-de-Medicao.docx
+++ b/mps-nivel-c/oficial/04_registros/AASP_Andamento-Processuais/MED-AASPAP01-001_Registro-de-Medicao.docx
@@ -444,13 +444,7 @@
               <w:spacing w:before="40" w:after="40"/>
             </w:pPr>
             <w:r>
-              <w:rPr>
-                <w:rFonts w:ascii="Calibri" w:hAnsi="Calibri"/>
-                <w:b w:val="0"/>
-                <w:i w:val="0"/>
-                <w:sz w:val="20"/>
-              </w:rPr>
-              <w:t>Cezar Hiraki Velazquez</w:t>
+              <w:t>Abraão Oliveira</w:t>
             </w:r>
           </w:p>
         </w:tc>
@@ -2831,7 +2825,7 @@
                 <w:i w:val="0"/>
                 <w:sz w:val="20"/>
               </w:rPr>
-              <w:t>Raony Chagas / Cezar Hiraki Velazquez</w:t>
+              <w:t>Raony Chagas / Cézar Hiraki Velázquez</w:t>
             </w:r>
           </w:p>
         </w:tc>
@@ -3385,7 +3379,7 @@
                 <w:i w:val="0"/>
                 <w:sz w:val="20"/>
               </w:rPr>
-              <w:t>Cezar Hiraki Velazquez / Lucas Batista</w:t>
+              <w:t>Cézar Hiraki Velázquez / Lucas Batista</w:t>
             </w:r>
           </w:p>
         </w:tc>

--- a/mps-nivel-c/oficial/04_registros/AASP_Andamento-Processuais/MED-AASPAP01-001_Registro-de-Medicao.docx
+++ b/mps-nivel-c/oficial/04_registros/AASP_Andamento-Processuais/MED-AASPAP01-001_Registro-de-Medicao.docx
@@ -34,7 +34,7 @@
           <w:color w:val="555555"/>
           <w:sz w:val="20"/>
         </w:rPr>
-        <w:t>Indicador   ·   Versão Data   ·   11/06/2026   ·   Timeware Brasil</w:t>
+        <w:t>MED-AASPAP01-001   ·   Versão 1.0   ·   11/06/2026   ·   Timeware Brasil</w:t>
       </w:r>
     </w:p>
     <w:p>
@@ -535,7 +535,7 @@
           <w:i w:val="0"/>
           <w:sz w:val="22"/>
         </w:rPr>
-        <w:t xml:space="preserve">Registrar as medidas coletadas ao longo do projeto, conforme o PLA-MED-001, para apoiar a análise de prazo, esforço, qualidade e rastreabilidade da refatoração da solução legada </w:t>
+        <w:t>Registrar as medidas coletadas ao longo do projeto, conforme o PLA-MED-001, para apoiar a análise de prazo, esforço, qualidade e rastreabilidade da refatoração da solução legada AndamentosProcessuais para o modelo DataJud/CNJ + WorkerAndamentos. As medidas têm origem na Planilha de Gestão GEST-AASPAP01 (abas Medição, Acompanhamento e Change Requests) e no levantamento GEST-AASPAP01.</w:t>
       </w:r>
       <w:r>
         <w:rPr>
@@ -545,7 +545,6 @@
           <w:color w:val="333333"/>
           <w:sz w:val="20"/>
         </w:rPr>
-        <w:t>AndamentosProcessuais</w:t>
       </w:r>
       <w:r>
         <w:rPr>
@@ -554,7 +553,6 @@
           <w:i w:val="0"/>
           <w:sz w:val="22"/>
         </w:rPr>
-        <w:t xml:space="preserve"> para o modelo DataJud/CNJ + </w:t>
       </w:r>
       <w:r>
         <w:rPr>
@@ -564,7 +562,6 @@
           <w:color w:val="333333"/>
           <w:sz w:val="20"/>
         </w:rPr>
-        <w:t>WorkerAndamentos</w:t>
       </w:r>
       <w:r>
         <w:rPr>
@@ -573,7 +570,6 @@
           <w:i w:val="0"/>
           <w:sz w:val="22"/>
         </w:rPr>
-        <w:t>. As medidas têm origem na Planilha de Gestão GEST-AASPAP01 (abas Medição, Acompanhamento e Change Requests) e no levantamento INTAKE-PROJETO_AASPAP01.</w:t>
       </w:r>
     </w:p>
     <w:p>
@@ -4125,7 +4121,7 @@
                 <w:i w:val="0"/>
                 <w:sz w:val="20"/>
               </w:rPr>
-              <w:t xml:space="preserve">Escopo adicional acordado (campos </w:t>
+              <w:t>Escopo adicional acordado (campos Observacao, Segredo, CodigoFonteAPI em múltiplas rotinas e tratamentos de erro) — ver CR-AASPAP01-001</w:t>
             </w:r>
             <w:r>
               <w:rPr>
@@ -4135,7 +4131,6 @@
                 <w:color w:val="333333"/>
                 <w:sz w:val="20"/>
               </w:rPr>
-              <w:t>Observacao</w:t>
             </w:r>
             <w:r>
               <w:rPr>
@@ -4144,7 +4139,6 @@
                 <w:i w:val="0"/>
                 <w:sz w:val="20"/>
               </w:rPr>
-              <w:t xml:space="preserve">, </w:t>
             </w:r>
             <w:r>
               <w:rPr>
@@ -4154,7 +4148,6 @@
                 <w:color w:val="333333"/>
                 <w:sz w:val="20"/>
               </w:rPr>
-              <w:t>Segredo</w:t>
             </w:r>
             <w:r>
               <w:rPr>
@@ -4163,7 +4156,6 @@
                 <w:i w:val="0"/>
                 <w:sz w:val="20"/>
               </w:rPr>
-              <w:t xml:space="preserve">, </w:t>
             </w:r>
             <w:r>
               <w:rPr>
@@ -4173,7 +4165,6 @@
                 <w:color w:val="333333"/>
                 <w:sz w:val="20"/>
               </w:rPr>
-              <w:t>CodigoFonteAPI</w:t>
             </w:r>
             <w:r>
               <w:rPr>
@@ -4182,7 +4173,6 @@
                 <w:i w:val="0"/>
                 <w:sz w:val="20"/>
               </w:rPr>
-              <w:t xml:space="preserve"> em múltiplas rotinas e tratamentos de erro) — ver CR-AASPAP01-002</w:t>
             </w:r>
           </w:p>
         </w:tc>
@@ -4556,7 +4546,7 @@
                 <w:i w:val="0"/>
                 <w:sz w:val="20"/>
               </w:rPr>
-              <w:t>Registro de medição consolidado a partir da Planilha de Gestão GEST-AASPAP01 (abas Medição, Acompanhamento e Change Requests) e do INTAKE-PROJETO_AASPAP01 v1.0 (14/06/2026).</w:t>
+              <w:t>Registro de medição consolidado a partir da Planilha de Gestão GEST-AASPAP01 (abas Medição, Acompanhamento e Change Requests).</w:t>
             </w:r>
           </w:p>
         </w:tc>

--- a/mps-nivel-c/oficial/04_registros/AASP_Andamento-Processuais/MED-AASPAP01-001_Registro-de-Medicao.docx
+++ b/mps-nivel-c/oficial/04_registros/AASP_Andamento-Processuais/MED-AASPAP01-001_Registro-de-Medicao.docx
@@ -4121,7 +4121,7 @@
                 <w:i w:val="0"/>
                 <w:sz w:val="20"/>
               </w:rPr>
-              <w:t>Escopo adicional acordado (campos Observacao, Segredo, CodigoFonteAPI em múltiplas rotinas e tratamentos de erro) — ver CR-AASPAP01-001</w:t>
+              <w:t>Escopo adicional acordado (campos Observacao, Segredo, CodigoFonteAPI em múltiplas rotinas e tratamentos de erro) — ver CR-AASPAP01-002</w:t>
             </w:r>
             <w:r>
               <w:rPr>
@@ -4274,7 +4274,7 @@
           <w:i w:val="0"/>
           <w:sz w:val="22"/>
         </w:rPr>
-        <w:t>O atraso e o desvio são explicados por escopo adicional acordado com o cliente, absorvido pelo time sem custo extra, e não por desvio de produtividade. O deadline final (Jun/2026) foi mantido. As metas de prazo, esforço, qualidade e rastreabilidade foram atingidas, com 0 defeitos escapados para produção.</w:t>
+        <w:t>O atraso e o desvio são explicados por escopo adicional acordado com o cliente, absorvido pelo time sem custo extra, e não por desvio de produtividade. O deadline final (Jun/2026) foi mantido. As metas de prazo, esforço, qualidade e rastreabilidade foram atingidas, com 0 defeitos escapados para produção (validação em homologação).</w:t>
       </w:r>
     </w:p>
     <w:p>

--- a/mps-nivel-c/oficial/04_registros/AASP_Andamento-Processuais/MED-AASPAP01-001_Registro-de-Medicao.docx
+++ b/mps-nivel-c/oficial/04_registros/AASP_Andamento-Processuais/MED-AASPAP01-001_Registro-de-Medicao.docx
@@ -2220,14 +2220,7 @@
         </w:pBdr>
       </w:pPr>
       <w:r>
-        <w:rPr>
-          <w:rFonts w:ascii="Calibri" w:hAnsi="Calibri"/>
-          <w:b w:val="0"/>
-          <w:i w:val="0"/>
-          <w:color w:val="1A5276"/>
-          <w:sz w:val="22"/>
-        </w:rPr>
-        <w:t>Nota: o projeto foi gerido por horas/fases no ClickUp, sem story points e sem velocity — por isso os indicadores M3/M4 do template CNJ (SP entregues e velocity) não se aplicam e foram substituídos pelos indicadores de qualidade e rastreabilidade efetivamente coletados.</w:t>
+        <w:t>Nota: o projeto foi gerido por horas/fases no GitLab, sem story points e sem velocity — por isso os indicadores M3/M4 do template CNJ (SP entregues e velocity) não se aplicam e foram substituídos pelos indicadores de qualidade e rastreabilidade efetivamente coletados.</w:t>
       </w:r>
     </w:p>
     <w:p>

--- a/mps-nivel-c/oficial/04_registros/AASP_Andamento-Processuais/MED-AASPAP01-001_Registro-de-Medicao.docx
+++ b/mps-nivel-c/oficial/04_registros/AASP_Andamento-Processuais/MED-AASPAP01-001_Registro-de-Medicao.docx
@@ -384,17 +384,8 @@
             </w:tcMar>
           </w:tcPr>
           <w:p>
-            <w:pPr>
-              <w:spacing w:before="40" w:after="40"/>
-            </w:pPr>
             <w:r>
-              <w:rPr>
-                <w:rFonts w:ascii="Calibri" w:hAnsi="Calibri"/>
-                <w:b w:val="0"/>
-                <w:i w:val="0"/>
-                <w:sz w:val="20"/>
-              </w:rPr>
-              <w:t>11/06/2026</w:t>
+              <w:t>10/06/2026</w:t>
             </w:r>
           </w:p>
         </w:tc>
@@ -4479,17 +4470,8 @@
             </w:tcMar>
           </w:tcPr>
           <w:p>
-            <w:pPr>
-              <w:spacing w:before="40" w:after="40"/>
-            </w:pPr>
             <w:r>
-              <w:rPr>
-                <w:rFonts w:ascii="Calibri" w:hAnsi="Calibri"/>
-                <w:b w:val="0"/>
-                <w:i w:val="0"/>
-                <w:sz w:val="20"/>
-              </w:rPr>
-              <w:t>11/06/2026</w:t>
+              <w:t>10/06/2026</w:t>
             </w:r>
           </w:p>
         </w:tc>
@@ -4504,17 +4486,8 @@
             </w:tcMar>
           </w:tcPr>
           <w:p>
-            <w:pPr>
-              <w:spacing w:before="40" w:after="40"/>
-            </w:pPr>
             <w:r>
-              <w:rPr>
-                <w:rFonts w:ascii="Calibri" w:hAnsi="Calibri"/>
-                <w:b w:val="0"/>
-                <w:i w:val="0"/>
-                <w:sz w:val="20"/>
-              </w:rPr>
-              <w:t>Time de Melhoria Contínua</w:t>
+              <w:t>Gerente de Projeto</w:t>
             </w:r>
           </w:p>
         </w:tc>

--- a/mps-nivel-c/oficial/04_registros/AASP_Andamento-Processuais/MED-AASPAP01-001_Registro-de-Medicao.docx
+++ b/mps-nivel-c/oficial/04_registros/AASP_Andamento-Processuais/MED-AASPAP01-001_Registro-de-Medicao.docx
@@ -34,7 +34,7 @@
           <w:color w:val="555555"/>
           <w:sz w:val="20"/>
         </w:rPr>
-        <w:t>MED-AASPAP01-001   ·   Versão 1.0   ·   11/06/2026   ·   Timeware Brasil</w:t>
+        <w:t>MED-AASPAP01-001   ·   Versão 1.0   ·   10/06/2026   ·   Timeware Brasil</w:t>
       </w:r>
     </w:p>
     <w:p>
